--- a/briefs/2026-07-policy-update/Gateshead Policy Update - July 2026.docx
+++ b/briefs/2026-07-policy-update/Gateshead Policy Update - July 2026.docx
@@ -48,7 +48,7 @@
         </w:rPr>
         <w:t>Economic Intelligence · Gateshead Council</w:t>
         <w:br/>
-        <w:t>July 2026 · INTERNAL - policy advisor team</w:t>
+        <w:t>July 2026 · PUBLIC - compiled entirely from published official sources</w:t>
       </w:r>
     </w:p>
     <w:p>
